--- a/ru/wisdom-stories/friend-of-god.docx
+++ b/ru/wisdom-stories/friend-of-god.docx
@@ -14,7 +14,7 @@
           <w:color w:val="000000"/>
           <w:sz w:val="52"/>
         </w:rPr>
-        <w:t>Друг Божий</w:t>
+        <w:t>Друг Аллаха</w:t>
       </w:r>
     </w:p>
     <w:p>
@@ -56,7 +56,7 @@
           <w:color w:val="000000"/>
           <w:sz w:val="22"/>
         </w:rPr>
-        <w:t>— Ты Бог?</w:t>
+        <w:t>— Ты Аллах?</w:t>
       </w:r>
     </w:p>
     <w:p>
@@ -112,7 +112,7 @@
           <w:color w:val="000000"/>
           <w:sz w:val="22"/>
         </w:rPr>
-        <w:t>— Тогда ты друг Божий. Прошлой ночью, плача, я сказал Богу, что у меня нет туфель.</w:t>
+        <w:t>— Тогда ты друг Аллаха. Прошлой ночью, плача, я сказал Аллаху, что у меня нет туфель.</w:t>
       </w:r>
     </w:p>
     <w:p>
@@ -140,7 +140,7 @@
           <w:color w:val="9A7417"/>
           <w:sz w:val="22"/>
         </w:rPr>
-        <w:t xml:space="preserve">Мораль: </w:t>
+        <w:t>Мораль: Иногда добро приходит не с небес, а через руки добрых людей. Возможно, в твоих руках быть ответом на чью-то молитву.</w:t>
       </w:r>
       <w:r>
         <w:rPr>
@@ -150,7 +150,6 @@
           <w:color w:val="3F3826"/>
           <w:sz w:val="22"/>
         </w:rPr>
-        <w:t>Иногда добро приходит не с небес, а через руки добрых людей. Возможно, в твоих руках быть ответом на чью-то молитву.</w:t>
       </w:r>
     </w:p>
     <w:p>

--- a/ru/wisdom-stories/friend-of-god.docx
+++ b/ru/wisdom-stories/friend-of-god.docx
@@ -22,13 +22,7 @@
         <w:jc w:val="left"/>
       </w:pPr>
       <w:r>
-        <w:rPr>
-          <w:rFonts w:ascii="Arial" w:hAnsi="Arial" w:eastAsia="Arial"/>
-          <w:i w:val="0"/>
-          <w:color w:val="000000"/>
-          <w:sz w:val="22"/>
-        </w:rPr>
-        <w:t>Старик видит босоногого ребёнка, жалеет его и покупает ему пару туфель.</w:t>
+        <w:t>Однажды пожилой мужчина заметил ребёнка без обуви. Ему стало жаль мальчика, и он купил ему пару ботинок.</w:t>
       </w:r>
     </w:p>
     <w:p>
@@ -36,13 +30,7 @@
         <w:jc w:val="left"/>
       </w:pPr>
       <w:r>
-        <w:rPr>
-          <w:rFonts w:ascii="Arial" w:hAnsi="Arial" w:eastAsia="Arial"/>
-          <w:i w:val="0"/>
-          <w:color w:val="000000"/>
-          <w:sz w:val="22"/>
-        </w:rPr>
-        <w:t>Ребёнок берёт туфли в руки, некоторое время смотрит на них, затем поднимает голову и спрашивает:</w:t>
+        <w:t>Ребёнок взял ботинки в руки, долго смотрел на них, а потом поднял голову и спросил:</w:t>
       </w:r>
     </w:p>
     <w:p>
@@ -50,13 +38,7 @@
         <w:jc w:val="left"/>
       </w:pPr>
       <w:r>
-        <w:rPr>
-          <w:rFonts w:ascii="Arial" w:hAnsi="Arial" w:eastAsia="Arial"/>
-          <w:i w:val="0"/>
-          <w:color w:val="000000"/>
-          <w:sz w:val="22"/>
-        </w:rPr>
-        <w:t>— Ты Аллах?</w:t>
+        <w:t>— Вы Аллах?</w:t>
       </w:r>
     </w:p>
     <w:p>
@@ -64,13 +46,7 @@
         <w:jc w:val="left"/>
       </w:pPr>
       <w:r>
-        <w:rPr>
-          <w:rFonts w:ascii="Arial" w:hAnsi="Arial" w:eastAsia="Arial"/>
-          <w:i w:val="0"/>
-          <w:color w:val="000000"/>
-          <w:sz w:val="22"/>
-        </w:rPr>
-        <w:t>Руки старика дрожат, глаза наполняются слезами:</w:t>
+        <w:t>Руки старика задрожали, глаза наполнились слезами.</w:t>
       </w:r>
     </w:p>
     <w:p>
@@ -78,13 +54,7 @@
         <w:jc w:val="left"/>
       </w:pPr>
       <w:r>
-        <w:rPr>
-          <w:rFonts w:ascii="Arial" w:hAnsi="Arial" w:eastAsia="Arial"/>
-          <w:i w:val="0"/>
-          <w:color w:val="000000"/>
-          <w:sz w:val="22"/>
-        </w:rPr>
-        <w:t>— Нет, дитя моё, я простой человек.</w:t>
+        <w:t>— Нет, сынок. Я всего лишь обычный человек.</w:t>
       </w:r>
     </w:p>
     <w:p>
@@ -92,13 +62,7 @@
         <w:jc w:val="left"/>
       </w:pPr>
       <w:r>
-        <w:rPr>
-          <w:rFonts w:ascii="Arial" w:hAnsi="Arial" w:eastAsia="Arial"/>
-          <w:i w:val="0"/>
-          <w:color w:val="000000"/>
-          <w:sz w:val="22"/>
-        </w:rPr>
-        <w:t>Ребёнок на мгновение задумывается, затем тихо говорит:</w:t>
+        <w:t>Мальчик немного подумал и тихо сказал:</w:t>
       </w:r>
     </w:p>
     <w:p>
@@ -106,13 +70,7 @@
         <w:jc w:val="left"/>
       </w:pPr>
       <w:r>
-        <w:rPr>
-          <w:rFonts w:ascii="Arial" w:hAnsi="Arial" w:eastAsia="Arial"/>
-          <w:i w:val="0"/>
-          <w:color w:val="000000"/>
-          <w:sz w:val="22"/>
-        </w:rPr>
-        <w:t>— Тогда ты друг Аллаха. Прошлой ночью, плача, я сказал Аллаху, что у меня нет туфель.</w:t>
+        <w:t>— Тогда вы друг Аллаха. Вчера ночью я плакал и говорил Аллаху, что у меня нет обуви.</w:t>
       </w:r>
     </w:p>
     <w:p>
@@ -134,22 +92,12 @@
       </w:pPr>
       <w:r>
         <w:rPr>
-          <w:rFonts w:ascii="Arial" w:hAnsi="Arial" w:eastAsia="Arial" w:cs="Arial"/>
           <w:b/>
-          <w:i w:val="0"/>
-          <w:color w:val="9A7417"/>
-          <w:sz w:val="22"/>
         </w:rPr>
-        <w:t>Мораль: Иногда добро приходит не с небес, а через руки добрых людей. Возможно, в твоих руках быть ответом на чью-то молитву.</w:t>
+        <w:t xml:space="preserve">Мораль: </w:t>
       </w:r>
       <w:r>
-        <w:rPr>
-          <w:rFonts w:ascii="Arial" w:hAnsi="Arial" w:eastAsia="Arial" w:cs="Arial"/>
-          <w:b w:val="0"/>
-          <w:i w:val="0"/>
-          <w:color w:val="3F3826"/>
-          <w:sz w:val="22"/>
-        </w:rPr>
+        <w:t>Иногда добро приходит к нам не прямо с небес, а через руки добрых людей. Возможно, именно тебе суждено стать ответом на чью-то молитву.</w:t>
       </w:r>
     </w:p>
     <w:p>
